--- a/docs/管理员手册.docx
+++ b/docs/管理员手册.docx
@@ -2,6 +2,7 @@
 <file path=word/document.xml><?xml version="1.0" encoding="utf-8"?>
 <w:document xmlns:wpc="http://schemas.microsoft.com/office/word/2010/wordprocessingCanvas" xmlns:mo="http://schemas.microsoft.com/office/mac/office/2008/main" xmlns:mc="http://schemas.openxmlformats.org/markup-compatibility/2006" xmlns:mv="urn:schemas-microsoft-com:mac:vml" xmlns:o="urn:schemas-microsoft-com:office:office" xmlns:r="http://schemas.openxmlformats.org/officeDocument/2006/relationships" xmlns:m="http://schemas.openxmlformats.org/officeDocument/2006/math" xmlns:v="urn:schemas-microsoft-com:vml" xmlns:wp14="http://schemas.microsoft.com/office/word/2010/wordprocessingDrawing" xmlns:wp="http://schemas.openxmlformats.org/drawingml/2006/wordprocessingDrawing" xmlns:w10="urn:schemas-microsoft-com:office:word" xmlns:w="http://schemas.openxmlformats.org/wordprocessingml/2006/main" xmlns:w14="http://schemas.microsoft.com/office/word/2010/wordml" xmlns:wpg="http://schemas.microsoft.com/office/word/2010/wordprocessingGroup" xmlns:wpi="http://schemas.microsoft.com/office/word/2010/wordprocessingInk" xmlns:wne="http://schemas.microsoft.com/office/word/2006/wordml" xmlns:wps="http://schemas.microsoft.com/office/word/2010/wordprocessingShape" mc:Ignorable="w14 wp14">
   <w:body>
+    <w:p/>
     <w:p/>
     <w:p/>
     <w:p/>
@@ -13,8 +14,9 @@
       </w:pPr>
       <w:r>
         <w:rPr>
-          <w:rFonts w:ascii="Arial" w:hAnsi="Arial" w:eastAsia="黑体"/>
+          <w:rFonts w:ascii="黑体" w:hAnsi="黑体" w:eastAsia="黑体"/>
           <w:b/>
+          <w:color w:val="003F7F"/>
           <w:sz w:val="44"/>
         </w:rPr>
         <w:t>污染场地土壤生态-生产功能重构监管系统</w:t>
@@ -26,13 +28,15 @@
       </w:pPr>
       <w:r>
         <w:rPr>
-          <w:rFonts w:ascii="Arial" w:hAnsi="Arial" w:eastAsia="黑体"/>
+          <w:rFonts w:ascii="黑体" w:hAnsi="黑体" w:eastAsia="黑体"/>
           <w:b/>
-          <w:sz w:val="40"/>
+          <w:color w:val="003F7F"/>
+          <w:sz w:val="64"/>
         </w:rPr>
         <w:t>管理员手册</w:t>
       </w:r>
     </w:p>
+    <w:p/>
     <w:p/>
     <w:p>
       <w:pPr>
@@ -40,11 +44,10 @@
       </w:pPr>
       <w:r>
         <w:rPr>
-          <w:rFonts w:ascii="Times New Roman" w:hAnsi="Times New Roman" w:eastAsia="宋体"/>
-          <w:b w:val="0"/>
+          <w:rFonts w:ascii="宋体" w:hAnsi="宋体" w:eastAsia="宋体"/>
           <w:sz w:val="28"/>
         </w:rPr>
-        <w:t>版本 V1.0.1</w:t>
+        <w:t>版本：V1.0</w:t>
       </w:r>
     </w:p>
     <w:p>
@@ -53,11 +56,10 @@
       </w:pPr>
       <w:r>
         <w:rPr>
-          <w:rFonts w:ascii="Times New Roman" w:hAnsi="Times New Roman" w:eastAsia="宋体"/>
-          <w:b w:val="0"/>
+          <w:rFonts w:ascii="宋体" w:hAnsi="宋体" w:eastAsia="宋体"/>
           <w:sz w:val="28"/>
         </w:rPr>
-        <w:t>2026年7月</w:t>
+        <w:t>编制日期：2026年7月</w:t>
       </w:r>
     </w:p>
     <w:p>
@@ -66,11 +68,22 @@
       </w:pPr>
       <w:r>
         <w:rPr>
-          <w:rFonts w:ascii="Times New Roman" w:hAnsi="Times New Roman" w:eastAsia="宋体"/>
-          <w:b w:val="0"/>
+          <w:rFonts w:ascii="宋体" w:hAnsi="宋体" w:eastAsia="宋体"/>
           <w:sz w:val="28"/>
         </w:rPr>
-        <w:t>生态环境部土壤与农业农村生态环境监管技术中心</w:t>
+        <w:t>著作权人：生态环境部土壤与农业农村生态环境监管技术中心</w:t>
+      </w:r>
+    </w:p>
+    <w:p>
+      <w:pPr>
+        <w:jc w:val="center"/>
+      </w:pPr>
+      <w:r>
+        <w:rPr>
+          <w:rFonts w:ascii="宋体" w:hAnsi="宋体" w:eastAsia="宋体"/>
+          <w:sz w:val="28"/>
+        </w:rPr>
+        <w:t>开发单位：浙江大学王玮课题组</w:t>
       </w:r>
     </w:p>
     <w:p>
@@ -83,26 +96,32 @@
         <w:pStyle w:val="Heading1"/>
       </w:pPr>
       <w:r>
-        <w:rPr>
-          <w:rFonts w:ascii="Arial" w:hAnsi="Arial" w:eastAsia="黑体"/>
-          <w:b/>
-          <w:sz w:val="36"/>
-        </w:rPr>
         <w:t>第一章 系统管理概述</w:t>
       </w:r>
     </w:p>
     <w:p>
-      <w:pPr>
-        <w:spacing w:line="360" w:lineRule="auto"/>
-        <w:ind w:firstLine="420"/>
-      </w:pPr>
       <w:r>
         <w:rPr>
-          <w:rFonts w:ascii="Times New Roman" w:hAnsi="Times New Roman" w:eastAsia="宋体"/>
+          <w:rFonts w:ascii="宋体" w:hAnsi="宋体" w:eastAsia="宋体"/>
           <w:b w:val="0"/>
-          <w:sz w:val="24"/>
+          <w:sz w:val="22"/>
         </w:rPr>
-        <w:t>本手册面向系统管理员角色，详细说明用户管理、权限配置、系统配置、数据备份恢复及日志审计等管理功能的操作方法。系统管理员拥有全部 14 项权限，是系统最高权限角色。</w:t>
+        <w:t>本手册面向系统管理员角色，详细说明用户管理、权限配置、系统配置、数据备份恢复及日志审计等管理功能的操作方法。系统管理员拥有最高权限，负责系统的日常管理和维护。</w:t>
+      </w:r>
+    </w:p>
+    <w:p>
+      <w:r>
+        <w:rPr>
+          <w:rFonts w:ascii="宋体" w:hAnsi="宋体" w:eastAsia="宋体"/>
+          <w:b w:val="0"/>
+          <w:sz w:val="22"/>
+        </w:rPr>
+        <w:t>系统管理员默认账号：admin（首次登录后请立即修改密码）。</w:t>
+      </w:r>
+    </w:p>
+    <w:p>
+      <w:r>
+        <w:br w:type="page"/>
       </w:r>
     </w:p>
     <w:p>
@@ -110,11 +129,6 @@
         <w:pStyle w:val="Heading1"/>
       </w:pPr>
       <w:r>
-        <w:rPr>
-          <w:rFonts w:ascii="Arial" w:hAnsi="Arial" w:eastAsia="黑体"/>
-          <w:b/>
-          <w:sz w:val="36"/>
-        </w:rPr>
         <w:t>第二章 用户与账户管理</w:t>
       </w:r>
     </w:p>
@@ -123,65 +137,117 @@
         <w:pStyle w:val="Heading2"/>
       </w:pPr>
       <w:r>
-        <w:rPr>
-          <w:rFonts w:ascii="Arial" w:hAnsi="Arial" w:eastAsia="黑体"/>
-          <w:b/>
-          <w:sz w:val="32"/>
-        </w:rPr>
-        <w:t>2.1 用户注册审核</w:t>
+        <w:t>2.1 用户列表</w:t>
       </w:r>
     </w:p>
     <w:p>
-      <w:pPr>
-        <w:spacing w:line="360" w:lineRule="auto"/>
-        <w:ind w:firstLine="420"/>
-      </w:pPr>
       <w:r>
         <w:rPr>
-          <w:rFonts w:ascii="Times New Roman" w:hAnsi="Times New Roman" w:eastAsia="宋体"/>
+          <w:rFonts w:ascii="宋体" w:hAnsi="宋体" w:eastAsia="宋体"/>
           <w:b w:val="0"/>
-          <w:sz w:val="24"/>
+          <w:sz w:val="22"/>
         </w:rPr>
-        <w:t>新用户通过注册页面提交注册申请后，账户状态为 pending（待审核）。系统管理员需在「系统管理 &gt; 用户管理」页面审核新注册账户。</w:t>
+        <w:t>操作路径：系统管理 &gt; 用户管理</w:t>
       </w:r>
     </w:p>
     <w:p>
-      <w:pPr>
-        <w:ind w:left="420"/>
-      </w:pPr>
       <w:r>
         <w:rPr>
-          <w:rFonts w:ascii="Times New Roman" w:hAnsi="Times New Roman" w:eastAsia="宋体"/>
+          <w:rFonts w:ascii="宋体" w:hAnsi="宋体" w:eastAsia="宋体"/>
           <w:b w:val="0"/>
-          <w:sz w:val="24"/>
+          <w:sz w:val="22"/>
         </w:rPr>
-        <w:t>• 批准注册：将账户状态从 pending 改为 active，用户即可登录系统。</w:t>
+        <w:t>用户列表以表格形式展示所有注册用户，包含以下信息：</w:t>
       </w:r>
     </w:p>
     <w:p>
-      <w:pPr>
-        <w:ind w:left="420"/>
-      </w:pPr>
       <w:r>
         <w:rPr>
-          <w:rFonts w:ascii="Times New Roman" w:hAnsi="Times New Roman" w:eastAsia="宋体"/>
-          <w:b w:val="0"/>
-          <w:sz w:val="24"/>
+          <w:rFonts w:ascii="宋体" w:hAnsi="宋体" w:eastAsia="宋体"/>
+          <w:b/>
         </w:rPr>
-        <w:t>• 拒绝注册：将账户状态改为 disabled，附拒绝理由。</w:t>
+        <w:t>用户名</w:t>
+      </w:r>
+      <w:r>
+        <w:rPr>
+          <w:rFonts w:ascii="宋体" w:hAnsi="宋体" w:eastAsia="宋体"/>
+        </w:rPr>
+        <w:t>：登录账户名</w:t>
       </w:r>
     </w:p>
     <w:p>
-      <w:pPr>
-        <w:ind w:left="420"/>
-      </w:pPr>
       <w:r>
         <w:rPr>
-          <w:rFonts w:ascii="Times New Roman" w:hAnsi="Times New Roman" w:eastAsia="宋体"/>
-          <w:b w:val="0"/>
-          <w:sz w:val="24"/>
+          <w:rFonts w:ascii="宋体" w:hAnsi="宋体" w:eastAsia="宋体"/>
+          <w:b/>
         </w:rPr>
-        <w:t>• 批量审核：支持批量勾选多个账户统一批准或拒绝。</w:t>
+        <w:t>真实姓名</w:t>
+      </w:r>
+      <w:r>
+        <w:rPr>
+          <w:rFonts w:ascii="宋体" w:hAnsi="宋体" w:eastAsia="宋体"/>
+        </w:rPr>
+        <w:t>：用户真实身份</w:t>
+      </w:r>
+    </w:p>
+    <w:p>
+      <w:r>
+        <w:rPr>
+          <w:rFonts w:ascii="宋体" w:hAnsi="宋体" w:eastAsia="宋体"/>
+          <w:b/>
+        </w:rPr>
+        <w:t>角色</w:t>
+      </w:r>
+      <w:r>
+        <w:rPr>
+          <w:rFonts w:ascii="宋体" w:hAnsi="宋体" w:eastAsia="宋体"/>
+        </w:rPr>
+        <w:t>：管理员/企业用户/第三方机构/监管人员</w:t>
+      </w:r>
+    </w:p>
+    <w:p>
+      <w:r>
+        <w:rPr>
+          <w:rFonts w:ascii="宋体" w:hAnsi="宋体" w:eastAsia="宋体"/>
+          <w:b/>
+        </w:rPr>
+        <w:t>所属机构</w:t>
+      </w:r>
+      <w:r>
+        <w:rPr>
+          <w:rFonts w:ascii="宋体" w:hAnsi="宋体" w:eastAsia="宋体"/>
+        </w:rPr>
+        <w:t>：企业名称或机构名称</w:t>
+      </w:r>
+    </w:p>
+    <w:p>
+      <w:r>
+        <w:rPr>
+          <w:rFonts w:ascii="宋体" w:hAnsi="宋体" w:eastAsia="宋体"/>
+          <w:b/>
+        </w:rPr>
+        <w:t>账户状态</w:t>
+      </w:r>
+      <w:r>
+        <w:rPr>
+          <w:rFonts w:ascii="宋体" w:hAnsi="宋体" w:eastAsia="宋体"/>
+        </w:rPr>
+        <w:t>：活跃(active)/待审核(pending)/已禁用(disabled)</w:t>
+      </w:r>
+    </w:p>
+    <w:p>
+      <w:r>
+        <w:rPr>
+          <w:rFonts w:ascii="宋体" w:hAnsi="宋体" w:eastAsia="宋体"/>
+          <w:b/>
+        </w:rPr>
+        <w:t>注册时间 / 最后登录时间</w:t>
+      </w:r>
+      <w:r>
+        <w:rPr>
+          <w:rFonts w:ascii="宋体" w:hAnsi="宋体" w:eastAsia="宋体"/>
+        </w:rPr>
+        <w:t>：账户时间信息</w:t>
       </w:r>
     </w:p>
     <w:p>
@@ -189,26 +255,173 @@
         <w:pStyle w:val="Heading2"/>
       </w:pPr>
       <w:r>
+        <w:t>2.2 用户审核</w:t>
+      </w:r>
+    </w:p>
+    <w:p>
+      <w:r>
         <w:rPr>
-          <w:rFonts w:ascii="Arial" w:hAnsi="Arial" w:eastAsia="黑体"/>
-          <w:b/>
-          <w:sz w:val="32"/>
+          <w:rFonts w:ascii="宋体" w:hAnsi="宋体" w:eastAsia="宋体"/>
+          <w:b w:val="0"/>
+          <w:sz w:val="22"/>
         </w:rPr>
-        <w:t>2.2 用户信息管理</w:t>
+        <w:t>新用户注册后状态为"待审核"(pending)，需管理员审核后方可登录。</w:t>
+      </w:r>
+    </w:p>
+    <w:p>
+      <w:r>
+        <w:rPr>
+          <w:rFonts w:ascii="宋体" w:hAnsi="宋体" w:eastAsia="宋体"/>
+          <w:b w:val="0"/>
+          <w:sz w:val="22"/>
+        </w:rPr>
+        <w:t xml:space="preserve">  1. 在用户列表中筛选状态为"待审核"的用户。</w:t>
+      </w:r>
+    </w:p>
+    <w:p>
+      <w:r>
+        <w:rPr>
+          <w:rFonts w:ascii="宋体" w:hAnsi="宋体" w:eastAsia="宋体"/>
+          <w:b w:val="0"/>
+          <w:sz w:val="22"/>
+        </w:rPr>
+        <w:t xml:space="preserve">  2. 查看用户注册信息（真实姓名、所属机构、申请角色）。</w:t>
+      </w:r>
+    </w:p>
+    <w:p>
+      <w:r>
+        <w:rPr>
+          <w:rFonts w:ascii="宋体" w:hAnsi="宋体" w:eastAsia="宋体"/>
+          <w:b w:val="0"/>
+          <w:sz w:val="22"/>
+        </w:rPr>
+        <w:t xml:space="preserve">  3. 点击"审核通过"按钮将用户状态改为"活跃"(active)，用户即可登录。</w:t>
+      </w:r>
+    </w:p>
+    <w:p>
+      <w:r>
+        <w:rPr>
+          <w:rFonts w:ascii="宋体" w:hAnsi="宋体" w:eastAsia="宋体"/>
+          <w:b w:val="0"/>
+          <w:sz w:val="22"/>
+        </w:rPr>
+        <w:t xml:space="preserve">  4. 或点击"拒绝"按钮将用户状态改为"已禁用"(disabled)，附拒绝理由。</w:t>
       </w:r>
     </w:p>
     <w:p>
       <w:pPr>
-        <w:spacing w:line="360" w:lineRule="auto"/>
-        <w:ind w:firstLine="420"/>
+        <w:pStyle w:val="Heading2"/>
       </w:pPr>
       <w:r>
+        <w:t>2.3 用户创建与编辑</w:t>
+      </w:r>
+    </w:p>
+    <w:p>
+      <w:r>
         <w:rPr>
-          <w:rFonts w:ascii="Times New Roman" w:hAnsi="Times New Roman" w:eastAsia="宋体"/>
+          <w:rFonts w:ascii="宋体" w:hAnsi="宋体" w:eastAsia="宋体"/>
           <w:b w:val="0"/>
-          <w:sz w:val="24"/>
+          <w:sz w:val="22"/>
         </w:rPr>
-        <w:t>管理员可查看全部用户列表，支持按角色、组织、状态筛选。可编辑用户基本信息、重置密码（生成临时密码）、禁用/启用账户。</w:t>
+        <w:t>管理员可直接创建用户账户：</w:t>
+      </w:r>
+    </w:p>
+    <w:p>
+      <w:r>
+        <w:rPr>
+          <w:rFonts w:ascii="宋体" w:hAnsi="宋体" w:eastAsia="宋体"/>
+          <w:b w:val="0"/>
+          <w:sz w:val="22"/>
+        </w:rPr>
+        <w:t xml:space="preserve">  1. 点击"新建用户"按钮。</w:t>
+      </w:r>
+    </w:p>
+    <w:p>
+      <w:r>
+        <w:rPr>
+          <w:rFonts w:ascii="宋体" w:hAnsi="宋体" w:eastAsia="宋体"/>
+          <w:b w:val="0"/>
+          <w:sz w:val="22"/>
+        </w:rPr>
+        <w:t xml:space="preserve">  2. 填写用户信息：用户名、真实姓名、密码、角色、所属机构、联系方式。</w:t>
+      </w:r>
+    </w:p>
+    <w:p>
+      <w:r>
+        <w:rPr>
+          <w:rFonts w:ascii="宋体" w:hAnsi="宋体" w:eastAsia="宋体"/>
+          <w:b w:val="0"/>
+          <w:sz w:val="22"/>
+        </w:rPr>
+        <w:t xml:space="preserve">  3. 点击"保存"，系统创建用户并设置状态为"活跃"。</w:t>
+      </w:r>
+    </w:p>
+    <w:p>
+      <w:r>
+        <w:rPr>
+          <w:rFonts w:ascii="宋体" w:hAnsi="宋体" w:eastAsia="宋体"/>
+          <w:b w:val="0"/>
+          <w:sz w:val="22"/>
+        </w:rPr>
+        <w:t xml:space="preserve">  4. 编辑已有用户：在用户列表点击"编辑"按钮，修改信息后保存。</w:t>
+      </w:r>
+    </w:p>
+    <w:p>
+      <w:pPr>
+        <w:pStyle w:val="Heading2"/>
+      </w:pPr>
+      <w:r>
+        <w:t>2.4 账户禁用与重置</w:t>
+      </w:r>
+    </w:p>
+    <w:p>
+      <w:r>
+        <w:rPr>
+          <w:rFonts w:ascii="宋体" w:hAnsi="宋体" w:eastAsia="宋体"/>
+          <w:b/>
+        </w:rPr>
+        <w:t>禁用账户：</w:t>
+      </w:r>
+      <w:r>
+        <w:rPr>
+          <w:rFonts w:ascii="宋体" w:hAnsi="宋体" w:eastAsia="宋体"/>
+        </w:rPr>
+        <w:t>在用户列表点击"禁用"按钮，用户状态改为disabled，无法登录。适用于员工离职或违规处理。</w:t>
+      </w:r>
+    </w:p>
+    <w:p>
+      <w:r>
+        <w:rPr>
+          <w:rFonts w:ascii="宋体" w:hAnsi="宋体" w:eastAsia="宋体"/>
+          <w:b/>
+        </w:rPr>
+        <w:t>重置密码：</w:t>
+      </w:r>
+      <w:r>
+        <w:rPr>
+          <w:rFonts w:ascii="宋体" w:hAnsi="宋体" w:eastAsia="宋体"/>
+        </w:rPr>
+        <w:t>在用户列表点击"重置密码"按钮，系统将密码重置为默认值（Demo@2026），用户首次登录后需修改。</w:t>
+      </w:r>
+    </w:p>
+    <w:p>
+      <w:r>
+        <w:rPr>
+          <w:rFonts w:ascii="宋体" w:hAnsi="宋体" w:eastAsia="宋体"/>
+          <w:b/>
+        </w:rPr>
+        <w:t>强制下线：</w:t>
+      </w:r>
+      <w:r>
+        <w:rPr>
+          <w:rFonts w:ascii="宋体" w:hAnsi="宋体" w:eastAsia="宋体"/>
+        </w:rPr>
+        <w:t>通过Redis黑名单机制强制下线指定用户，令牌即时失效。适用于安全事件处理。</w:t>
+      </w:r>
+    </w:p>
+    <w:p>
+      <w:r>
+        <w:br w:type="page"/>
       </w:r>
     </w:p>
     <w:p>
@@ -216,12 +429,7 @@
         <w:pStyle w:val="Heading1"/>
       </w:pPr>
       <w:r>
-        <w:rPr>
-          <w:rFonts w:ascii="Arial" w:hAnsi="Arial" w:eastAsia="黑体"/>
-          <w:b/>
-          <w:sz w:val="36"/>
-        </w:rPr>
-        <w:t>第三章 角色与权限配置</w:t>
+        <w:t>第三章 角色与权限管理</w:t>
       </w:r>
     </w:p>
     <w:p>
@@ -229,81 +437,58 @@
         <w:pStyle w:val="Heading2"/>
       </w:pPr>
       <w:r>
+        <w:t>3.1 角色体系</w:t>
+      </w:r>
+    </w:p>
+    <w:p>
+      <w:r>
         <w:rPr>
-          <w:rFonts w:ascii="Arial" w:hAnsi="Arial" w:eastAsia="黑体"/>
-          <w:b/>
-          <w:sz w:val="32"/>
+          <w:rFonts w:ascii="宋体" w:hAnsi="宋体" w:eastAsia="宋体"/>
+          <w:b w:val="0"/>
+          <w:sz w:val="22"/>
         </w:rPr>
-        <w:t>3.1 四类角色定义</w:t>
+        <w:t>系统基于 RBAC（基于角色的访问控制）模型，设有四个预设角色：</w:t>
       </w:r>
     </w:p>
     <w:tbl>
       <w:tblPr>
-        <w:tblStyle w:val="TableGrid"/>
+        <w:tblStyle w:val="LightShading-Accent1"/>
         <w:tblW w:type="auto" w:w="0"/>
-        <w:jc w:val="center"/>
         <w:tblLook w:firstColumn="1" w:firstRow="1" w:lastColumn="0" w:lastRow="0" w:noHBand="0" w:noVBand="1" w:val="04A0"/>
       </w:tblPr>
       <w:tblGrid>
-        <w:gridCol w:w="2767"/>
-        <w:gridCol w:w="2767"/>
-        <w:gridCol w:w="2767"/>
+        <w:gridCol w:w="2880"/>
+        <w:gridCol w:w="2880"/>
+        <w:gridCol w:w="2880"/>
       </w:tblGrid>
       <w:tr>
         <w:tc>
           <w:tcPr>
-            <w:tcW w:type="dxa" w:w="2767"/>
-            <w:vAlign w:val="center"/>
+            <w:tcW w:type="dxa" w:w="2880"/>
           </w:tcPr>
           <w:p>
-            <w:pPr>
-              <w:jc w:val="center"/>
-            </w:pPr>
             <w:r>
-              <w:rPr>
-                <w:rFonts w:ascii="Arial" w:hAnsi="Arial" w:eastAsia="黑体"/>
-                <w:b/>
-                <w:sz w:val="20"/>
-              </w:rPr>
               <w:t>角色</w:t>
             </w:r>
           </w:p>
         </w:tc>
         <w:tc>
           <w:tcPr>
-            <w:tcW w:type="dxa" w:w="2767"/>
-            <w:vAlign w:val="center"/>
+            <w:tcW w:type="dxa" w:w="2880"/>
           </w:tcPr>
           <w:p>
-            <w:pPr>
-              <w:jc w:val="center"/>
-            </w:pPr>
             <w:r>
-              <w:rPr>
-                <w:rFonts w:ascii="Arial" w:hAnsi="Arial" w:eastAsia="黑体"/>
-                <w:b/>
-                <w:sz w:val="20"/>
-              </w:rPr>
-              <w:t>权限数</w:t>
+              <w:t>数据范围</w:t>
             </w:r>
           </w:p>
         </w:tc>
         <w:tc>
           <w:tcPr>
-            <w:tcW w:type="dxa" w:w="2767"/>
-            <w:vAlign w:val="center"/>
+            <w:tcW w:type="dxa" w:w="2880"/>
           </w:tcPr>
           <w:p>
-            <w:pPr>
-              <w:jc w:val="center"/>
-            </w:pPr>
             <w:r>
-              <w:rPr>
-                <w:rFonts w:ascii="Arial" w:hAnsi="Arial" w:eastAsia="黑体"/>
-                <w:b/>
-                <w:sz w:val="20"/>
-              </w:rPr>
-              <w:t>核心权限</w:t>
+              <w:t>主要权限</w:t>
             </w:r>
           </w:p>
         </w:tc>
@@ -311,49 +496,31 @@
       <w:tr>
         <w:tc>
           <w:tcPr>
-            <w:tcW w:type="dxa" w:w="2767"/>
-            <w:vAlign w:val="center"/>
+            <w:tcW w:type="dxa" w:w="2880"/>
           </w:tcPr>
           <w:p>
             <w:r>
-              <w:rPr>
-                <w:rFonts w:ascii="Times New Roman" w:hAnsi="Times New Roman" w:eastAsia="宋体"/>
-                <w:b w:val="0"/>
-                <w:sz w:val="20"/>
-              </w:rPr>
-              <w:t>系统管理员</w:t>
+              <w:t>管理员(admin)</w:t>
             </w:r>
           </w:p>
         </w:tc>
         <w:tc>
           <w:tcPr>
-            <w:tcW w:type="dxa" w:w="2767"/>
-            <w:vAlign w:val="center"/>
+            <w:tcW w:type="dxa" w:w="2880"/>
           </w:tcPr>
           <w:p>
             <w:r>
-              <w:rPr>
-                <w:rFonts w:ascii="Times New Roman" w:hAnsi="Times New Roman" w:eastAsia="宋体"/>
-                <w:b w:val="0"/>
-                <w:sz w:val="20"/>
-              </w:rPr>
-              <w:t>14（全部）</w:t>
+              <w:t>全部权限</w:t>
             </w:r>
           </w:p>
         </w:tc>
         <w:tc>
           <w:tcPr>
-            <w:tcW w:type="dxa" w:w="2767"/>
-            <w:vAlign w:val="center"/>
+            <w:tcW w:type="dxa" w:w="2880"/>
           </w:tcPr>
           <w:p>
             <w:r>
-              <w:rPr>
-                <w:rFonts w:ascii="Times New Roman" w:hAnsi="Times New Roman" w:eastAsia="宋体"/>
-                <w:b w:val="0"/>
-                <w:sz w:val="20"/>
-              </w:rPr>
-              <w:t>全部模块的全部权限</w:t>
+              <w:t>用户管理、角色配置、系统配置、数据备份、日志审计、全局数据查看</w:t>
             </w:r>
           </w:p>
         </w:tc>
@@ -361,49 +528,31 @@
       <w:tr>
         <w:tc>
           <w:tcPr>
-            <w:tcW w:type="dxa" w:w="2767"/>
-            <w:vAlign w:val="center"/>
+            <w:tcW w:type="dxa" w:w="2880"/>
           </w:tcPr>
           <w:p>
             <w:r>
-              <w:rPr>
-                <w:rFonts w:ascii="Times New Roman" w:hAnsi="Times New Roman" w:eastAsia="宋体"/>
-                <w:b w:val="0"/>
-                <w:sz w:val="20"/>
-              </w:rPr>
-              <w:t>企业用户</w:t>
+              <w:t>企业用户(enterprise)</w:t>
             </w:r>
           </w:p>
         </w:tc>
         <w:tc>
           <w:tcPr>
-            <w:tcW w:type="dxa" w:w="2767"/>
-            <w:vAlign w:val="center"/>
+            <w:tcW w:type="dxa" w:w="2880"/>
           </w:tcPr>
           <w:p>
             <w:r>
-              <w:rPr>
-                <w:rFonts w:ascii="Times New Roman" w:hAnsi="Times New Roman" w:eastAsia="宋体"/>
-                <w:b w:val="0"/>
-                <w:sz w:val="20"/>
-              </w:rPr>
-              <w:t>7</w:t>
+              <w:t>本企业数据</w:t>
             </w:r>
           </w:p>
         </w:tc>
         <w:tc>
           <w:tcPr>
-            <w:tcW w:type="dxa" w:w="2767"/>
-            <w:vAlign w:val="center"/>
+            <w:tcW w:type="dxa" w:w="2880"/>
           </w:tcPr>
           <w:p>
             <w:r>
-              <w:rPr>
-                <w:rFonts w:ascii="Times New Roman" w:hAnsi="Times New Roman" w:eastAsia="宋体"/>
-                <w:b w:val="0"/>
-                <w:sz w:val="20"/>
-              </w:rPr>
-              <w:t>数据录入/查询/导出、场地管理、诊断分析、方案查看</w:t>
+              <w:t>场地管理、数据导入、诊断评价、方案提交、本企业追溯记录</w:t>
             </w:r>
           </w:p>
         </w:tc>
@@ -411,49 +560,31 @@
       <w:tr>
         <w:tc>
           <w:tcPr>
-            <w:tcW w:type="dxa" w:w="2767"/>
-            <w:vAlign w:val="center"/>
+            <w:tcW w:type="dxa" w:w="2880"/>
           </w:tcPr>
           <w:p>
             <w:r>
-              <w:rPr>
-                <w:rFonts w:ascii="Times New Roman" w:hAnsi="Times New Roman" w:eastAsia="宋体"/>
-                <w:b w:val="0"/>
-                <w:sz w:val="20"/>
-              </w:rPr>
-              <w:t>第三方机构</w:t>
+              <w:t>第三方机构(agency)</w:t>
             </w:r>
           </w:p>
         </w:tc>
         <w:tc>
           <w:tcPr>
-            <w:tcW w:type="dxa" w:w="2767"/>
-            <w:vAlign w:val="center"/>
+            <w:tcW w:type="dxa" w:w="2880"/>
           </w:tcPr>
           <w:p>
             <w:r>
-              <w:rPr>
-                <w:rFonts w:ascii="Times New Roman" w:hAnsi="Times New Roman" w:eastAsia="宋体"/>
-                <w:b w:val="0"/>
-                <w:sz w:val="20"/>
-              </w:rPr>
-              <w:t>4</w:t>
+              <w:t>授权项目</w:t>
             </w:r>
           </w:p>
         </w:tc>
         <w:tc>
           <w:tcPr>
-            <w:tcW w:type="dxa" w:w="2767"/>
-            <w:vAlign w:val="center"/>
+            <w:tcW w:type="dxa" w:w="2880"/>
           </w:tcPr>
           <w:p>
             <w:r>
-              <w:rPr>
-                <w:rFonts w:ascii="Times New Roman" w:hAnsi="Times New Roman" w:eastAsia="宋体"/>
-                <w:b w:val="0"/>
-                <w:sz w:val="20"/>
-              </w:rPr>
-              <w:t>数据上传、文件管理、审批参与、结果查看</w:t>
+              <w:t>数据查看、方案评审、技术评估意见上传</w:t>
             </w:r>
           </w:p>
         </w:tc>
@@ -461,80 +592,207 @@
       <w:tr>
         <w:tc>
           <w:tcPr>
-            <w:tcW w:type="dxa" w:w="2767"/>
-            <w:vAlign w:val="center"/>
+            <w:tcW w:type="dxa" w:w="2880"/>
           </w:tcPr>
           <w:p>
             <w:r>
-              <w:rPr>
-                <w:rFonts w:ascii="Times New Roman" w:hAnsi="Times New Roman" w:eastAsia="宋体"/>
-                <w:b w:val="0"/>
-                <w:sz w:val="20"/>
-              </w:rPr>
-              <w:t>监管人员</w:t>
+              <w:t>监管人员(regulator)</w:t>
             </w:r>
           </w:p>
         </w:tc>
         <w:tc>
           <w:tcPr>
-            <w:tcW w:type="dxa" w:w="2767"/>
-            <w:vAlign w:val="center"/>
+            <w:tcW w:type="dxa" w:w="2880"/>
           </w:tcPr>
           <w:p>
             <w:r>
-              <w:rPr>
-                <w:rFonts w:ascii="Times New Roman" w:hAnsi="Times New Roman" w:eastAsia="宋体"/>
-                <w:b w:val="0"/>
-                <w:sz w:val="20"/>
-              </w:rPr>
-              <w:t>6</w:t>
+              <w:t>管辖范围</w:t>
             </w:r>
           </w:p>
         </w:tc>
         <w:tc>
           <w:tcPr>
-            <w:tcW w:type="dxa" w:w="2767"/>
-            <w:vAlign w:val="center"/>
+            <w:tcW w:type="dxa" w:w="2880"/>
           </w:tcPr>
           <w:p>
             <w:r>
-              <w:rPr>
-                <w:rFonts w:ascii="Times New Roman" w:hAnsi="Times New Roman" w:eastAsia="宋体"/>
-                <w:b w:val="0"/>
-                <w:sz w:val="20"/>
-              </w:rPr>
-              <w:t>全局查看、审批操作、追溯查询、报告导出</w:t>
+              <w:t>全部场地查看、方案审批、施工监理、效果评估、监管大屏</w:t>
             </w:r>
           </w:p>
         </w:tc>
       </w:tr>
     </w:tbl>
-    <w:p/>
     <w:p>
       <w:pPr>
         <w:pStyle w:val="Heading2"/>
       </w:pPr>
       <w:r>
-        <w:rPr>
-          <w:rFonts w:ascii="Arial" w:hAnsi="Arial" w:eastAsia="黑体"/>
-          <w:b/>
-          <w:sz w:val="32"/>
-        </w:rPr>
         <w:t>3.2 权限矩阵</w:t>
       </w:r>
     </w:p>
     <w:p>
-      <w:pPr>
-        <w:spacing w:line="360" w:lineRule="auto"/>
-        <w:ind w:firstLine="420"/>
-      </w:pPr>
       <w:r>
         <w:rPr>
-          <w:rFonts w:ascii="Times New Roman" w:hAnsi="Times New Roman" w:eastAsia="宋体"/>
+          <w:rFonts w:ascii="宋体" w:hAnsi="宋体" w:eastAsia="宋体"/>
           <w:b w:val="0"/>
-          <w:sz w:val="24"/>
+          <w:sz w:val="22"/>
         </w:rPr>
-        <w:t>系统基于 RBAC 模型实现 14 项细粒度权限管控。管理员可在「系统管理 &gt; 角色权限」页面查看与修改各角色的权限集。权限变更即时生效。</w:t>
+        <w:t>系统权限按功能模块细分为权限码（permission code），各角色拥有的权限码如下：</w:t>
+      </w:r>
+    </w:p>
+    <w:p>
+      <w:r>
+        <w:rPr>
+          <w:rFonts w:ascii="宋体" w:hAnsi="宋体" w:eastAsia="宋体"/>
+          <w:b w:val="0"/>
+          <w:sz w:val="22"/>
+        </w:rPr>
+        <w:t xml:space="preserve">  - 用户管理(user:manage) - 仅管理员</w:t>
+      </w:r>
+    </w:p>
+    <w:p>
+      <w:r>
+        <w:rPr>
+          <w:rFonts w:ascii="宋体" w:hAnsi="宋体" w:eastAsia="宋体"/>
+          <w:b w:val="0"/>
+          <w:sz w:val="22"/>
+        </w:rPr>
+        <w:t xml:space="preserve">  - 角色配置(role:manage) - 仅管理员</w:t>
+      </w:r>
+    </w:p>
+    <w:p>
+      <w:r>
+        <w:rPr>
+          <w:rFonts w:ascii="宋体" w:hAnsi="宋体" w:eastAsia="宋体"/>
+          <w:b w:val="0"/>
+          <w:sz w:val="22"/>
+        </w:rPr>
+        <w:t xml:space="preserve">  - 系统配置(config:manage) - 仅管理员</w:t>
+      </w:r>
+    </w:p>
+    <w:p>
+      <w:r>
+        <w:rPr>
+          <w:rFonts w:ascii="宋体" w:hAnsi="宋体" w:eastAsia="宋体"/>
+          <w:b w:val="0"/>
+          <w:sz w:val="22"/>
+        </w:rPr>
+        <w:t xml:space="preserve">  - 数据备份(backup:manage) - 仅管理员</w:t>
+      </w:r>
+    </w:p>
+    <w:p>
+      <w:r>
+        <w:rPr>
+          <w:rFonts w:ascii="宋体" w:hAnsi="宋体" w:eastAsia="宋体"/>
+          <w:b w:val="0"/>
+          <w:sz w:val="22"/>
+        </w:rPr>
+        <w:t xml:space="preserve">  - 日志审计(audit:view) - 仅管理员</w:t>
+      </w:r>
+    </w:p>
+    <w:p>
+      <w:r>
+        <w:rPr>
+          <w:rFonts w:ascii="宋体" w:hAnsi="宋体" w:eastAsia="宋体"/>
+          <w:b w:val="0"/>
+          <w:sz w:val="22"/>
+        </w:rPr>
+        <w:t xml:space="preserve">  - 场地查看(site:view) - 全部角色（数据范围不同）</w:t>
+      </w:r>
+    </w:p>
+    <w:p>
+      <w:r>
+        <w:rPr>
+          <w:rFonts w:ascii="宋体" w:hAnsi="宋体" w:eastAsia="宋体"/>
+          <w:b w:val="0"/>
+          <w:sz w:val="22"/>
+        </w:rPr>
+        <w:t xml:space="preserve">  - 数据导入(data:import) - 管理员、企业用户</w:t>
+      </w:r>
+    </w:p>
+    <w:p>
+      <w:r>
+        <w:rPr>
+          <w:rFonts w:ascii="宋体" w:hAnsi="宋体" w:eastAsia="宋体"/>
+          <w:b w:val="0"/>
+          <w:sz w:val="22"/>
+        </w:rPr>
+        <w:t xml:space="preserve">  - 障碍诊断(diagnosis:run) - 管理员、企业用户、第三方机构</w:t>
+      </w:r>
+    </w:p>
+    <w:p>
+      <w:r>
+        <w:rPr>
+          <w:rFonts w:ascii="宋体" w:hAnsi="宋体" w:eastAsia="宋体"/>
+          <w:b w:val="0"/>
+          <w:sz w:val="22"/>
+        </w:rPr>
+        <w:t xml:space="preserve">  - 功能重构(reconstruction:run) - 管理员、企业用户</w:t>
+      </w:r>
+    </w:p>
+    <w:p>
+      <w:r>
+        <w:rPr>
+          <w:rFonts w:ascii="宋体" w:hAnsi="宋体" w:eastAsia="宋体"/>
+          <w:b w:val="0"/>
+          <w:sz w:val="22"/>
+        </w:rPr>
+        <w:t xml:space="preserve">  - SSUI评价(ssui:run) - 管理员、企业用户</w:t>
+      </w:r>
+    </w:p>
+    <w:p>
+      <w:r>
+        <w:rPr>
+          <w:rFonts w:ascii="宋体" w:hAnsi="宋体" w:eastAsia="宋体"/>
+          <w:b w:val="0"/>
+          <w:sz w:val="22"/>
+        </w:rPr>
+        <w:t xml:space="preserve">  - 方案推荐(recommend:view) - 管理员、企业用户、监管人员</w:t>
+      </w:r>
+    </w:p>
+    <w:p>
+      <w:r>
+        <w:rPr>
+          <w:rFonts w:ascii="宋体" w:hAnsi="宋体" w:eastAsia="宋体"/>
+          <w:b w:val="0"/>
+          <w:sz w:val="22"/>
+        </w:rPr>
+        <w:t xml:space="preserve">  - 方案审批(approval:manage) - 管理员、监管人员</w:t>
+      </w:r>
+    </w:p>
+    <w:p>
+      <w:r>
+        <w:rPr>
+          <w:rFonts w:ascii="宋体" w:hAnsi="宋体" w:eastAsia="宋体"/>
+          <w:b w:val="0"/>
+          <w:sz w:val="22"/>
+        </w:rPr>
+        <w:t xml:space="preserve">  - 追溯管理(trace:manage) - 管理员、企业用户、第三方机构</w:t>
+      </w:r>
+    </w:p>
+    <w:p>
+      <w:r>
+        <w:rPr>
+          <w:rFonts w:ascii="宋体" w:hAnsi="宋体" w:eastAsia="宋体"/>
+          <w:b w:val="0"/>
+          <w:sz w:val="22"/>
+        </w:rPr>
+        <w:t xml:space="preserve">  - 报告生成(report:generate) - 全部角色</w:t>
+      </w:r>
+    </w:p>
+    <w:p>
+      <w:r>
+        <w:rPr>
+          <w:rFonts w:ascii="宋体" w:hAnsi="宋体" w:eastAsia="宋体"/>
+          <w:b w:val="0"/>
+          <w:sz w:val="22"/>
+        </w:rPr>
+        <w:t xml:space="preserve">  - 大屏查看(dashboard:view) - 管理员、监管人员</w:t>
+      </w:r>
+    </w:p>
+    <w:p>
+      <w:r>
+        <w:br w:type="page"/>
       </w:r>
     </w:p>
     <w:p>
@@ -542,11 +800,6 @@
         <w:pStyle w:val="Heading1"/>
       </w:pPr>
       <w:r>
-        <w:rPr>
-          <w:rFonts w:ascii="Arial" w:hAnsi="Arial" w:eastAsia="黑体"/>
-          <w:b/>
-          <w:sz w:val="36"/>
-        </w:rPr>
         <w:t>第四章 系统配置</w:t>
       </w:r>
     </w:p>
@@ -555,362 +808,205 @@
         <w:pStyle w:val="Heading2"/>
       </w:pPr>
       <w:r>
-        <w:rPr>
-          <w:rFonts w:ascii="Arial" w:hAnsi="Arial" w:eastAsia="黑体"/>
-          <w:b/>
-          <w:sz w:val="32"/>
-        </w:rPr>
-        <w:t>4.1 全局参数</w:t>
+        <w:t>4.1 系统参数</w:t>
       </w:r>
     </w:p>
-    <w:tbl>
-      <w:tblPr>
-        <w:tblStyle w:val="TableGrid"/>
-        <w:tblW w:type="auto" w:w="0"/>
-        <w:jc w:val="center"/>
-        <w:tblLook w:firstColumn="1" w:firstRow="1" w:lastColumn="0" w:lastRow="0" w:noHBand="0" w:noVBand="1" w:val="04A0"/>
-      </w:tblPr>
-      <w:tblGrid>
-        <w:gridCol w:w="2767"/>
-        <w:gridCol w:w="2767"/>
-        <w:gridCol w:w="2767"/>
-      </w:tblGrid>
-      <w:tr>
-        <w:tc>
-          <w:tcPr>
-            <w:tcW w:type="dxa" w:w="2767"/>
-            <w:vAlign w:val="center"/>
-          </w:tcPr>
-          <w:p>
-            <w:pPr>
-              <w:jc w:val="center"/>
-            </w:pPr>
-            <w:r>
-              <w:rPr>
-                <w:rFonts w:ascii="Arial" w:hAnsi="Arial" w:eastAsia="黑体"/>
-                <w:b/>
-                <w:sz w:val="20"/>
-              </w:rPr>
-              <w:t>配置项</w:t>
-            </w:r>
-          </w:p>
-        </w:tc>
-        <w:tc>
-          <w:tcPr>
-            <w:tcW w:type="dxa" w:w="2767"/>
-            <w:vAlign w:val="center"/>
-          </w:tcPr>
-          <w:p>
-            <w:pPr>
-              <w:jc w:val="center"/>
-            </w:pPr>
-            <w:r>
-              <w:rPr>
-                <w:rFonts w:ascii="Arial" w:hAnsi="Arial" w:eastAsia="黑体"/>
-                <w:b/>
-                <w:sz w:val="20"/>
-              </w:rPr>
-              <w:t>默认值</w:t>
-            </w:r>
-          </w:p>
-        </w:tc>
-        <w:tc>
-          <w:tcPr>
-            <w:tcW w:type="dxa" w:w="2767"/>
-            <w:vAlign w:val="center"/>
-          </w:tcPr>
-          <w:p>
-            <w:pPr>
-              <w:jc w:val="center"/>
-            </w:pPr>
-            <w:r>
-              <w:rPr>
-                <w:rFonts w:ascii="Arial" w:hAnsi="Arial" w:eastAsia="黑体"/>
-                <w:b/>
-                <w:sz w:val="20"/>
-              </w:rPr>
-              <w:t>说明</w:t>
-            </w:r>
-          </w:p>
-        </w:tc>
-      </w:tr>
-      <w:tr>
-        <w:tc>
-          <w:tcPr>
-            <w:tcW w:type="dxa" w:w="2767"/>
-            <w:vAlign w:val="center"/>
-          </w:tcPr>
-          <w:p>
-            <w:r>
-              <w:rPr>
-                <w:rFonts w:ascii="Times New Roman" w:hAnsi="Times New Roman" w:eastAsia="宋体"/>
-                <w:b w:val="0"/>
-                <w:sz w:val="20"/>
-              </w:rPr>
-              <w:t>会话超时</w:t>
-            </w:r>
-          </w:p>
-        </w:tc>
-        <w:tc>
-          <w:tcPr>
-            <w:tcW w:type="dxa" w:w="2767"/>
-            <w:vAlign w:val="center"/>
-          </w:tcPr>
-          <w:p>
-            <w:r>
-              <w:rPr>
-                <w:rFonts w:ascii="Times New Roman" w:hAnsi="Times New Roman" w:eastAsia="宋体"/>
-                <w:b w:val="0"/>
-                <w:sz w:val="20"/>
-              </w:rPr>
-              <w:t>8 小时</w:t>
-            </w:r>
-          </w:p>
-        </w:tc>
-        <w:tc>
-          <w:tcPr>
-            <w:tcW w:type="dxa" w:w="2767"/>
-            <w:vAlign w:val="center"/>
-          </w:tcPr>
-          <w:p>
-            <w:r>
-              <w:rPr>
-                <w:rFonts w:ascii="Times New Roman" w:hAnsi="Times New Roman" w:eastAsia="宋体"/>
-                <w:b w:val="0"/>
-                <w:sz w:val="20"/>
-              </w:rPr>
-              <w:t>JWT 令牌有效期，过期后需重新登录</w:t>
-            </w:r>
-          </w:p>
-        </w:tc>
-      </w:tr>
-      <w:tr>
-        <w:tc>
-          <w:tcPr>
-            <w:tcW w:type="dxa" w:w="2767"/>
-            <w:vAlign w:val="center"/>
-          </w:tcPr>
-          <w:p>
-            <w:r>
-              <w:rPr>
-                <w:rFonts w:ascii="Times New Roman" w:hAnsi="Times New Roman" w:eastAsia="宋体"/>
-                <w:b w:val="0"/>
-                <w:sz w:val="20"/>
-              </w:rPr>
-              <w:t>密码最小长度</w:t>
-            </w:r>
-          </w:p>
-        </w:tc>
-        <w:tc>
-          <w:tcPr>
-            <w:tcW w:type="dxa" w:w="2767"/>
-            <w:vAlign w:val="center"/>
-          </w:tcPr>
-          <w:p>
-            <w:r>
-              <w:rPr>
-                <w:rFonts w:ascii="Times New Roman" w:hAnsi="Times New Roman" w:eastAsia="宋体"/>
-                <w:b w:val="0"/>
-                <w:sz w:val="20"/>
-              </w:rPr>
-              <w:t>8 位</w:t>
-            </w:r>
-          </w:p>
-        </w:tc>
-        <w:tc>
-          <w:tcPr>
-            <w:tcW w:type="dxa" w:w="2767"/>
-            <w:vAlign w:val="center"/>
-          </w:tcPr>
-          <w:p>
-            <w:r>
-              <w:rPr>
-                <w:rFonts w:ascii="Times New Roman" w:hAnsi="Times New Roman" w:eastAsia="宋体"/>
-                <w:b w:val="0"/>
-                <w:sz w:val="20"/>
-              </w:rPr>
-              <w:t>用户密码强度要求</w:t>
-            </w:r>
-          </w:p>
-        </w:tc>
-      </w:tr>
-      <w:tr>
-        <w:tc>
-          <w:tcPr>
-            <w:tcW w:type="dxa" w:w="2767"/>
-            <w:vAlign w:val="center"/>
-          </w:tcPr>
-          <w:p>
-            <w:r>
-              <w:rPr>
-                <w:rFonts w:ascii="Times New Roman" w:hAnsi="Times New Roman" w:eastAsia="宋体"/>
-                <w:b w:val="0"/>
-                <w:sz w:val="20"/>
-              </w:rPr>
-              <w:t>文件上传限制</w:t>
-            </w:r>
-          </w:p>
-        </w:tc>
-        <w:tc>
-          <w:tcPr>
-            <w:tcW w:type="dxa" w:w="2767"/>
-            <w:vAlign w:val="center"/>
-          </w:tcPr>
-          <w:p>
-            <w:r>
-              <w:rPr>
-                <w:rFonts w:ascii="Times New Roman" w:hAnsi="Times New Roman" w:eastAsia="宋体"/>
-                <w:b w:val="0"/>
-                <w:sz w:val="20"/>
-              </w:rPr>
-              <w:t>50 MB</w:t>
-            </w:r>
-          </w:p>
-        </w:tc>
-        <w:tc>
-          <w:tcPr>
-            <w:tcW w:type="dxa" w:w="2767"/>
-            <w:vAlign w:val="center"/>
-          </w:tcPr>
-          <w:p>
-            <w:r>
-              <w:rPr>
-                <w:rFonts w:ascii="Times New Roman" w:hAnsi="Times New Roman" w:eastAsia="宋体"/>
-                <w:b w:val="0"/>
-                <w:sz w:val="20"/>
-              </w:rPr>
-              <w:t>单文件上传大小限制</w:t>
-            </w:r>
-          </w:p>
-        </w:tc>
-      </w:tr>
-      <w:tr>
-        <w:tc>
-          <w:tcPr>
-            <w:tcW w:type="dxa" w:w="2767"/>
-            <w:vAlign w:val="center"/>
-          </w:tcPr>
-          <w:p>
-            <w:r>
-              <w:rPr>
-                <w:rFonts w:ascii="Times New Roman" w:hAnsi="Times New Roman" w:eastAsia="宋体"/>
-                <w:b w:val="0"/>
-                <w:sz w:val="20"/>
-              </w:rPr>
-              <w:t>地图默认中心</w:t>
-            </w:r>
-          </w:p>
-        </w:tc>
-        <w:tc>
-          <w:tcPr>
-            <w:tcW w:type="dxa" w:w="2767"/>
-            <w:vAlign w:val="center"/>
-          </w:tcPr>
-          <w:p>
-            <w:r>
-              <w:rPr>
-                <w:rFonts w:ascii="Times New Roman" w:hAnsi="Times New Roman" w:eastAsia="宋体"/>
-                <w:b w:val="0"/>
-                <w:sz w:val="20"/>
-              </w:rPr>
-              <w:t>中国</w:t>
-            </w:r>
-          </w:p>
-        </w:tc>
-        <w:tc>
-          <w:tcPr>
-            <w:tcW w:type="dxa" w:w="2767"/>
-            <w:vAlign w:val="center"/>
-          </w:tcPr>
-          <w:p>
-            <w:r>
-              <w:rPr>
-                <w:rFonts w:ascii="Times New Roman" w:hAnsi="Times New Roman" w:eastAsia="宋体"/>
-                <w:b w:val="0"/>
-                <w:sz w:val="20"/>
-              </w:rPr>
-              <w:t>GIS 地图初始中心点</w:t>
-            </w:r>
-          </w:p>
-        </w:tc>
-      </w:tr>
-      <w:tr>
-        <w:tc>
-          <w:tcPr>
-            <w:tcW w:type="dxa" w:w="2767"/>
-            <w:vAlign w:val="center"/>
-          </w:tcPr>
-          <w:p>
-            <w:r>
-              <w:rPr>
-                <w:rFonts w:ascii="Times New Roman" w:hAnsi="Times New Roman" w:eastAsia="宋体"/>
-                <w:b w:val="0"/>
-                <w:sz w:val="20"/>
-              </w:rPr>
-              <w:t>备份时间</w:t>
-            </w:r>
-          </w:p>
-        </w:tc>
-        <w:tc>
-          <w:tcPr>
-            <w:tcW w:type="dxa" w:w="2767"/>
-            <w:vAlign w:val="center"/>
-          </w:tcPr>
-          <w:p>
-            <w:r>
-              <w:rPr>
-                <w:rFonts w:ascii="Times New Roman" w:hAnsi="Times New Roman" w:eastAsia="宋体"/>
-                <w:b w:val="0"/>
-                <w:sz w:val="20"/>
-              </w:rPr>
-              <w:t>02:00</w:t>
-            </w:r>
-          </w:p>
-        </w:tc>
-        <w:tc>
-          <w:tcPr>
-            <w:tcW w:type="dxa" w:w="2767"/>
-            <w:vAlign w:val="center"/>
-          </w:tcPr>
-          <w:p>
-            <w:r>
-              <w:rPr>
-                <w:rFonts w:ascii="Times New Roman" w:hAnsi="Times New Roman" w:eastAsia="宋体"/>
-                <w:b w:val="0"/>
-                <w:sz w:val="20"/>
-              </w:rPr>
-              <w:t>每日自动备份执行时间</w:t>
-            </w:r>
-          </w:p>
-        </w:tc>
-      </w:tr>
-    </w:tbl>
-    <w:p/>
+    <w:p>
+      <w:r>
+        <w:rPr>
+          <w:rFonts w:ascii="宋体" w:hAnsi="宋体" w:eastAsia="宋体"/>
+          <w:b w:val="0"/>
+          <w:sz w:val="22"/>
+        </w:rPr>
+        <w:t>操作路径：系统管理 &gt; 系统配置</w:t>
+      </w:r>
+    </w:p>
+    <w:p>
+      <w:r>
+        <w:rPr>
+          <w:rFonts w:ascii="宋体" w:hAnsi="宋体" w:eastAsia="宋体"/>
+          <w:b w:val="0"/>
+          <w:sz w:val="22"/>
+        </w:rPr>
+        <w:t>管理员可在系统配置页面调整以下参数：</w:t>
+      </w:r>
+    </w:p>
+    <w:p>
+      <w:r>
+        <w:rPr>
+          <w:rFonts w:ascii="宋体" w:hAnsi="宋体" w:eastAsia="宋体"/>
+          <w:b/>
+        </w:rPr>
+        <w:t>● JWT令牌有效期：</w:t>
+      </w:r>
+      <w:r>
+        <w:rPr>
+          <w:rFonts w:ascii="宋体" w:hAnsi="宋体" w:eastAsia="宋体"/>
+        </w:rPr>
+        <w:t>默认值 默认8小时。控制用户登录会话时长</w:t>
+      </w:r>
+    </w:p>
+    <w:p>
+      <w:r>
+        <w:rPr>
+          <w:rFonts w:ascii="宋体" w:hAnsi="宋体" w:eastAsia="宋体"/>
+          <w:b/>
+        </w:rPr>
+        <w:t>● 密码最小长度：</w:t>
+      </w:r>
+      <w:r>
+        <w:rPr>
+          <w:rFonts w:ascii="宋体" w:hAnsi="宋体" w:eastAsia="宋体"/>
+        </w:rPr>
+        <w:t>默认值 默认8位。用户密码复杂度要求</w:t>
+      </w:r>
+    </w:p>
+    <w:p>
+      <w:r>
+        <w:rPr>
+          <w:rFonts w:ascii="宋体" w:hAnsi="宋体" w:eastAsia="宋体"/>
+          <w:b/>
+        </w:rPr>
+        <w:t>● 登录失败锁定阈值：</w:t>
+      </w:r>
+      <w:r>
+        <w:rPr>
+          <w:rFonts w:ascii="宋体" w:hAnsi="宋体" w:eastAsia="宋体"/>
+        </w:rPr>
+        <w:t>默认值 默认5次。连续登录失败后锁定账户</w:t>
+      </w:r>
+    </w:p>
+    <w:p>
+      <w:r>
+        <w:rPr>
+          <w:rFonts w:ascii="宋体" w:hAnsi="宋体" w:eastAsia="宋体"/>
+          <w:b/>
+        </w:rPr>
+        <w:t>● 账户锁定时长：</w:t>
+      </w:r>
+      <w:r>
+        <w:rPr>
+          <w:rFonts w:ascii="宋体" w:hAnsi="宋体" w:eastAsia="宋体"/>
+        </w:rPr>
+        <w:t>默认值 默认15分钟。锁定后自动解锁时间</w:t>
+      </w:r>
+    </w:p>
+    <w:p>
+      <w:r>
+        <w:rPr>
+          <w:rFonts w:ascii="宋体" w:hAnsi="宋体" w:eastAsia="宋体"/>
+          <w:b/>
+        </w:rPr>
+        <w:t>● 上传文件大小限制：</w:t>
+      </w:r>
+      <w:r>
+        <w:rPr>
+          <w:rFonts w:ascii="宋体" w:hAnsi="宋体" w:eastAsia="宋体"/>
+        </w:rPr>
+        <w:t>默认值 默认50MB。单文件上传大小上限</w:t>
+      </w:r>
+    </w:p>
+    <w:p>
+      <w:r>
+        <w:rPr>
+          <w:rFonts w:ascii="宋体" w:hAnsi="宋体" w:eastAsia="宋体"/>
+          <w:b/>
+        </w:rPr>
+        <w:t>● 报告保留天数：</w:t>
+      </w:r>
+      <w:r>
+        <w:rPr>
+          <w:rFonts w:ascii="宋体" w:hAnsi="宋体" w:eastAsia="宋体"/>
+        </w:rPr>
+        <w:t>默认值 默认365天。生成的报告文件保留时长</w:t>
+      </w:r>
+    </w:p>
+    <w:p>
+      <w:r>
+        <w:rPr>
+          <w:rFonts w:ascii="宋体" w:hAnsi="宋体" w:eastAsia="宋体"/>
+          <w:b/>
+        </w:rPr>
+        <w:t>● 备份保留天数：</w:t>
+      </w:r>
+      <w:r>
+        <w:rPr>
+          <w:rFonts w:ascii="宋体" w:hAnsi="宋体" w:eastAsia="宋体"/>
+        </w:rPr>
+        <w:t>默认值 默认30天。自动备份文件保留天数</w:t>
+      </w:r>
+    </w:p>
     <w:p>
       <w:pPr>
         <w:pStyle w:val="Heading2"/>
       </w:pPr>
       <w:r>
-        <w:rPr>
-          <w:rFonts w:ascii="Arial" w:hAnsi="Arial" w:eastAsia="黑体"/>
-          <w:b/>
-          <w:sz w:val="32"/>
-        </w:rPr>
-        <w:t>4.2 阈值与知识库管理</w:t>
+        <w:t>4.2 首启管理员向导</w:t>
       </w:r>
     </w:p>
     <w:p>
-      <w:pPr>
-        <w:spacing w:line="360" w:lineRule="auto"/>
-        <w:ind w:firstLine="420"/>
-      </w:pPr>
       <w:r>
         <w:rPr>
-          <w:rFonts w:ascii="Times New Roman" w:hAnsi="Times New Roman" w:eastAsia="宋体"/>
+          <w:rFonts w:ascii="宋体" w:hAnsi="宋体" w:eastAsia="宋体"/>
           <w:b w:val="0"/>
-          <w:sz w:val="24"/>
+          <w:sz w:val="22"/>
         </w:rPr>
-        <w:t>管理员可维护标准阈值库（GB 15618 / GB 36600）和障碍因子知识库。阈值变更需记录变更原因与生效日期。</w:t>
+        <w:t>系统首次部署时，首启向导引导管理员完成初始配置：</w:t>
+      </w:r>
+    </w:p>
+    <w:p>
+      <w:r>
+        <w:rPr>
+          <w:rFonts w:ascii="宋体" w:hAnsi="宋体" w:eastAsia="宋体"/>
+          <w:b w:val="0"/>
+          <w:sz w:val="22"/>
+        </w:rPr>
+        <w:t xml:space="preserve">  1. 设置管理员账户和密码。</w:t>
+      </w:r>
+    </w:p>
+    <w:p>
+      <w:r>
+        <w:rPr>
+          <w:rFonts w:ascii="宋体" w:hAnsi="宋体" w:eastAsia="宋体"/>
+          <w:b w:val="0"/>
+          <w:sz w:val="22"/>
+        </w:rPr>
+        <w:t xml:space="preserve">  2. 配置系统基本信息（系统名称、机构信息）。</w:t>
+      </w:r>
+    </w:p>
+    <w:p>
+      <w:r>
+        <w:rPr>
+          <w:rFonts w:ascii="宋体" w:hAnsi="宋体" w:eastAsia="宋体"/>
+          <w:b w:val="0"/>
+          <w:sz w:val="22"/>
+        </w:rPr>
+        <w:t xml:space="preserve">  3. 初始化标准阈值库（GB 36600-2018 等国家标准）。</w:t>
+      </w:r>
+    </w:p>
+    <w:p>
+      <w:r>
+        <w:rPr>
+          <w:rFonts w:ascii="宋体" w:hAnsi="宋体" w:eastAsia="宋体"/>
+          <w:b w:val="0"/>
+          <w:sz w:val="22"/>
+        </w:rPr>
+        <w:t xml:space="preserve">  4. 创建初始用户账户。</w:t>
+      </w:r>
+    </w:p>
+    <w:p>
+      <w:r>
+        <w:rPr>
+          <w:rFonts w:ascii="宋体" w:hAnsi="宋体" w:eastAsia="宋体"/>
+          <w:b w:val="0"/>
+          <w:sz w:val="22"/>
+        </w:rPr>
+        <w:t xml:space="preserve">  5. 完成首启，系统进入正常运行状态。</w:t>
+      </w:r>
+    </w:p>
+    <w:p>
+      <w:r>
+        <w:br w:type="page"/>
       </w:r>
     </w:p>
     <w:p>
@@ -918,11 +1014,6 @@
         <w:pStyle w:val="Heading1"/>
       </w:pPr>
       <w:r>
-        <w:rPr>
-          <w:rFonts w:ascii="Arial" w:hAnsi="Arial" w:eastAsia="黑体"/>
-          <w:b/>
-          <w:sz w:val="36"/>
-        </w:rPr>
         <w:t>第五章 数据备份与恢复</w:t>
       </w:r>
     </w:p>
@@ -931,26 +1022,57 @@
         <w:pStyle w:val="Heading2"/>
       </w:pPr>
       <w:r>
-        <w:rPr>
-          <w:rFonts w:ascii="Arial" w:hAnsi="Arial" w:eastAsia="黑体"/>
-          <w:b/>
-          <w:sz w:val="32"/>
-        </w:rPr>
-        <w:t>5.1 自动备份</w:t>
+        <w:t>5.1 手动备份</w:t>
       </w:r>
     </w:p>
     <w:p>
-      <w:pPr>
-        <w:spacing w:line="360" w:lineRule="auto"/>
-        <w:ind w:firstLine="420"/>
-      </w:pPr>
       <w:r>
         <w:rPr>
-          <w:rFonts w:ascii="Times New Roman" w:hAnsi="Times New Roman" w:eastAsia="宋体"/>
+          <w:rFonts w:ascii="宋体" w:hAnsi="宋体" w:eastAsia="宋体"/>
           <w:b w:val="0"/>
-          <w:sz w:val="24"/>
+          <w:sz w:val="22"/>
         </w:rPr>
-        <w:t>系统每日凌晨 2:00 自动执行数据库完整备份（pg_dump），备份文件采用 AES-256 加密存储于对象存储。</w:t>
+        <w:t>操作路径：系统管理 &gt; 数据备份</w:t>
+      </w:r>
+    </w:p>
+    <w:p>
+      <w:r>
+        <w:rPr>
+          <w:rFonts w:ascii="宋体" w:hAnsi="宋体" w:eastAsia="宋体"/>
+          <w:b w:val="0"/>
+          <w:sz w:val="22"/>
+        </w:rPr>
+        <w:t xml:space="preserve">  1. 点击"立即备份"按钮。</w:t>
+      </w:r>
+    </w:p>
+    <w:p>
+      <w:r>
+        <w:rPr>
+          <w:rFonts w:ascii="宋体" w:hAnsi="宋体" w:eastAsia="宋体"/>
+          <w:b w:val="0"/>
+          <w:sz w:val="22"/>
+        </w:rPr>
+        <w:t xml:space="preserve">  2. 系统执行 PostgreSQL 全库导出（pg_dump）。</w:t>
+      </w:r>
+    </w:p>
+    <w:p>
+      <w:r>
+        <w:rPr>
+          <w:rFonts w:ascii="宋体" w:hAnsi="宋体" w:eastAsia="宋体"/>
+          <w:b w:val="0"/>
+          <w:sz w:val="22"/>
+        </w:rPr>
+        <w:t xml:space="preserve">  3. 备份文件保存到 %APPDATA%/SRS/backups/backup_YYYYMMDD_HHMMSS.sql。</w:t>
+      </w:r>
+    </w:p>
+    <w:p>
+      <w:r>
+        <w:rPr>
+          <w:rFonts w:ascii="宋体" w:hAnsi="宋体" w:eastAsia="宋体"/>
+          <w:b w:val="0"/>
+          <w:sz w:val="22"/>
+        </w:rPr>
+        <w:t xml:space="preserve">  4. 备份完成后列表中显示新记录，含备份时间、文件大小、状态。</w:t>
       </w:r>
     </w:p>
     <w:p>
@@ -958,26 +1080,135 @@
         <w:pStyle w:val="Heading2"/>
       </w:pPr>
       <w:r>
+        <w:t>5.2 数据恢复</w:t>
+      </w:r>
+    </w:p>
+    <w:p>
+      <w:r>
         <w:rPr>
-          <w:rFonts w:ascii="Arial" w:hAnsi="Arial" w:eastAsia="黑体"/>
-          <w:b/>
-          <w:sz w:val="32"/>
+          <w:rFonts w:ascii="宋体" w:hAnsi="宋体" w:eastAsia="宋体"/>
+          <w:b w:val="0"/>
+          <w:sz w:val="22"/>
         </w:rPr>
-        <w:t>5.2 手动备份</w:t>
+        <w:t>选择历史备份点恢复数据：</w:t>
+      </w:r>
+    </w:p>
+    <w:p>
+      <w:r>
+        <w:rPr>
+          <w:rFonts w:ascii="宋体" w:hAnsi="宋体" w:eastAsia="宋体"/>
+          <w:b w:val="0"/>
+          <w:sz w:val="22"/>
+        </w:rPr>
+        <w:t xml:space="preserve">  1. 在备份列表中选择要恢复的备份记录。</w:t>
+      </w:r>
+    </w:p>
+    <w:p>
+      <w:r>
+        <w:rPr>
+          <w:rFonts w:ascii="宋体" w:hAnsi="宋体" w:eastAsia="宋体"/>
+          <w:b w:val="0"/>
+          <w:sz w:val="22"/>
+        </w:rPr>
+        <w:t xml:space="preserve">  2. 点击"恢复"按钮，系统弹出确认对话框。</w:t>
+      </w:r>
+    </w:p>
+    <w:p>
+      <w:r>
+        <w:rPr>
+          <w:rFonts w:ascii="宋体" w:hAnsi="宋体" w:eastAsia="宋体"/>
+          <w:b w:val="0"/>
+          <w:sz w:val="22"/>
+        </w:rPr>
+        <w:t xml:space="preserve">  3. 确认恢复操作（注意：恢复将覆盖当前数据）。</w:t>
+      </w:r>
+    </w:p>
+    <w:p>
+      <w:r>
+        <w:rPr>
+          <w:rFonts w:ascii="宋体" w:hAnsi="宋体" w:eastAsia="宋体"/>
+          <w:b w:val="0"/>
+          <w:sz w:val="22"/>
+        </w:rPr>
+        <w:t xml:space="preserve">  4. 系统停止服务、执行数据恢复、重启服务。</w:t>
+      </w:r>
+    </w:p>
+    <w:p>
+      <w:r>
+        <w:rPr>
+          <w:rFonts w:ascii="宋体" w:hAnsi="宋体" w:eastAsia="宋体"/>
+          <w:b w:val="0"/>
+          <w:sz w:val="22"/>
+        </w:rPr>
+        <w:t xml:space="preserve">  5. 恢复完成后验证数据完整性。</w:t>
       </w:r>
     </w:p>
     <w:p>
       <w:pPr>
-        <w:spacing w:line="360" w:lineRule="auto"/>
-        <w:ind w:firstLine="420"/>
+        <w:pStyle w:val="Heading2"/>
       </w:pPr>
       <w:r>
+        <w:t>5.3 备份策略建议</w:t>
+      </w:r>
+    </w:p>
+    <w:p>
+      <w:r>
         <w:rPr>
-          <w:rFonts w:ascii="Times New Roman" w:hAnsi="Times New Roman" w:eastAsia="宋体"/>
+          <w:rFonts w:ascii="宋体" w:hAnsi="宋体" w:eastAsia="宋体"/>
           <w:b w:val="0"/>
-          <w:sz w:val="24"/>
+          <w:sz w:val="22"/>
         </w:rPr>
-        <w:t>管理员可在「系统管理 &gt; 数据备份」页面手动触发即时备份。支持查看历史备份版本列表与一键恢复操作。恢复前自动创建当前状态快照。</w:t>
+        <w:t>建议遵循"3-2-1"备份原则：</w:t>
+      </w:r>
+    </w:p>
+    <w:p>
+      <w:r>
+        <w:rPr>
+          <w:rFonts w:ascii="宋体" w:hAnsi="宋体" w:eastAsia="宋体"/>
+          <w:b/>
+        </w:rPr>
+        <w:t>3 份数据：</w:t>
+      </w:r>
+      <w:r>
+        <w:rPr>
+          <w:rFonts w:ascii="宋体" w:hAnsi="宋体" w:eastAsia="宋体"/>
+        </w:rPr>
+        <w:t>1份生产数据 + 2份备份</w:t>
+      </w:r>
+    </w:p>
+    <w:p>
+      <w:r>
+        <w:rPr>
+          <w:rFonts w:ascii="宋体" w:hAnsi="宋体" w:eastAsia="宋体"/>
+          <w:b/>
+        </w:rPr>
+        <w:t>2 种介质：</w:t>
+      </w:r>
+      <w:r>
+        <w:rPr>
+          <w:rFonts w:ascii="宋体" w:hAnsi="宋体" w:eastAsia="宋体"/>
+        </w:rPr>
+        <w:t>本地磁盘 + 外部存储（U盘/移动硬盘/网络存储）</w:t>
+      </w:r>
+    </w:p>
+    <w:p>
+      <w:r>
+        <w:rPr>
+          <w:rFonts w:ascii="宋体" w:hAnsi="宋体" w:eastAsia="宋体"/>
+          <w:b/>
+        </w:rPr>
+        <w:t>1 份异地：</w:t>
+      </w:r>
+      <w:r>
+        <w:rPr>
+          <w:rFonts w:ascii="宋体" w:hAnsi="宋体" w:eastAsia="宋体"/>
+        </w:rPr>
+        <w:t>至少1份备份存放在异地（防止火灾/盗窃等物理损坏）</w:t>
+      </w:r>
+    </w:p>
+    <w:p>
+      <w:r>
+        <w:br w:type="page"/>
       </w:r>
     </w:p>
     <w:p>
@@ -985,26 +1216,209 @@
         <w:pStyle w:val="Heading1"/>
       </w:pPr>
       <w:r>
-        <w:rPr>
-          <w:rFonts w:ascii="Arial" w:hAnsi="Arial" w:eastAsia="黑体"/>
-          <w:b/>
-          <w:sz w:val="36"/>
-        </w:rPr>
         <w:t>第六章 操作日志与审计</w:t>
       </w:r>
     </w:p>
     <w:p>
       <w:pPr>
-        <w:spacing w:line="360" w:lineRule="auto"/>
-        <w:ind w:firstLine="420"/>
+        <w:pStyle w:val="Heading2"/>
       </w:pPr>
       <w:r>
+        <w:t>6.1 审计日志查看</w:t>
+      </w:r>
+    </w:p>
+    <w:p>
+      <w:r>
         <w:rPr>
-          <w:rFonts w:ascii="Times New Roman" w:hAnsi="Times New Roman" w:eastAsia="宋体"/>
+          <w:rFonts w:ascii="宋体" w:hAnsi="宋体" w:eastAsia="宋体"/>
           <w:b w:val="0"/>
-          <w:sz w:val="24"/>
+          <w:sz w:val="22"/>
         </w:rPr>
-        <w:t>系统对所有写操作（登录、注册、数据导入、诊断、评价、方案、阶段更新、用户管理）自动记录审计日志。每条日志含操作人 ID、毫秒级时间戳、操作类型、变更前后数据快照、请求 IP。日志保留 3 年。管理员可按操作人、时间范围、操作类型多条件检索。</w:t>
+        <w:t>操作路径：系统管理 &gt; 操作日志</w:t>
+      </w:r>
+    </w:p>
+    <w:p>
+      <w:r>
+        <w:rPr>
+          <w:rFonts w:ascii="宋体" w:hAnsi="宋体" w:eastAsia="宋体"/>
+          <w:b w:val="0"/>
+          <w:sz w:val="22"/>
+        </w:rPr>
+        <w:t>审计日志记录所有用户的操作行为，包含以下字段：</w:t>
+      </w:r>
+    </w:p>
+    <w:p>
+      <w:r>
+        <w:rPr>
+          <w:rFonts w:ascii="宋体" w:hAnsi="宋体" w:eastAsia="宋体"/>
+          <w:b/>
+        </w:rPr>
+        <w:t>操作时间</w:t>
+      </w:r>
+      <w:r>
+        <w:rPr>
+          <w:rFonts w:ascii="宋体" w:hAnsi="宋体" w:eastAsia="宋体"/>
+        </w:rPr>
+        <w:t>：精确到毫秒</w:t>
+      </w:r>
+    </w:p>
+    <w:p>
+      <w:r>
+        <w:rPr>
+          <w:rFonts w:ascii="宋体" w:hAnsi="宋体" w:eastAsia="宋体"/>
+          <w:b/>
+        </w:rPr>
+        <w:t>操作人</w:t>
+      </w:r>
+      <w:r>
+        <w:rPr>
+          <w:rFonts w:ascii="宋体" w:hAnsi="宋体" w:eastAsia="宋体"/>
+        </w:rPr>
+        <w:t>：用户名和真实姓名</w:t>
+      </w:r>
+    </w:p>
+    <w:p>
+      <w:r>
+        <w:rPr>
+          <w:rFonts w:ascii="宋体" w:hAnsi="宋体" w:eastAsia="宋体"/>
+          <w:b/>
+        </w:rPr>
+        <w:t>操作类型</w:t>
+      </w:r>
+      <w:r>
+        <w:rPr>
+          <w:rFonts w:ascii="宋体" w:hAnsi="宋体" w:eastAsia="宋体"/>
+        </w:rPr>
+        <w:t>：login/logout/create/update/delete/export/import/run等</w:t>
+      </w:r>
+    </w:p>
+    <w:p>
+      <w:r>
+        <w:rPr>
+          <w:rFonts w:ascii="宋体" w:hAnsi="宋体" w:eastAsia="宋体"/>
+          <w:b/>
+        </w:rPr>
+        <w:t>操作对象</w:t>
+      </w:r>
+      <w:r>
+        <w:rPr>
+          <w:rFonts w:ascii="宋体" w:hAnsi="宋体" w:eastAsia="宋体"/>
+        </w:rPr>
+        <w:t>：被操作的资源（场地、用户、方案等）</w:t>
+      </w:r>
+    </w:p>
+    <w:p>
+      <w:r>
+        <w:rPr>
+          <w:rFonts w:ascii="宋体" w:hAnsi="宋体" w:eastAsia="宋体"/>
+          <w:b/>
+        </w:rPr>
+        <w:t>操作结果</w:t>
+      </w:r>
+      <w:r>
+        <w:rPr>
+          <w:rFonts w:ascii="宋体" w:hAnsi="宋体" w:eastAsia="宋体"/>
+        </w:rPr>
+        <w:t>：success/failure</w:t>
+      </w:r>
+    </w:p>
+    <w:p>
+      <w:r>
+        <w:rPr>
+          <w:rFonts w:ascii="宋体" w:hAnsi="宋体" w:eastAsia="宋体"/>
+          <w:b/>
+        </w:rPr>
+        <w:t>IP地址</w:t>
+      </w:r>
+      <w:r>
+        <w:rPr>
+          <w:rFonts w:ascii="宋体" w:hAnsi="宋体" w:eastAsia="宋体"/>
+        </w:rPr>
+        <w:t>：操作来源IP</w:t>
+      </w:r>
+    </w:p>
+    <w:p>
+      <w:r>
+        <w:rPr>
+          <w:rFonts w:ascii="宋体" w:hAnsi="宋体" w:eastAsia="宋体"/>
+          <w:b/>
+        </w:rPr>
+        <w:t>详细信息</w:t>
+      </w:r>
+      <w:r>
+        <w:rPr>
+          <w:rFonts w:ascii="宋体" w:hAnsi="宋体" w:eastAsia="宋体"/>
+        </w:rPr>
+        <w:t>：操作的完整参数和结果摘要</w:t>
+      </w:r>
+    </w:p>
+    <w:p>
+      <w:pPr>
+        <w:pStyle w:val="Heading2"/>
+      </w:pPr>
+      <w:r>
+        <w:t>6.2 日志查询与导出</w:t>
+      </w:r>
+    </w:p>
+    <w:p>
+      <w:r>
+        <w:rPr>
+          <w:rFonts w:ascii="宋体" w:hAnsi="宋体" w:eastAsia="宋体"/>
+          <w:b w:val="0"/>
+          <w:sz w:val="22"/>
+        </w:rPr>
+        <w:t>支持以下查询条件筛选审计日志：</w:t>
+      </w:r>
+    </w:p>
+    <w:p>
+      <w:r>
+        <w:rPr>
+          <w:rFonts w:ascii="宋体" w:hAnsi="宋体" w:eastAsia="宋体"/>
+          <w:b/>
+        </w:rPr>
+        <w:t>按时间范围筛选（开始日期 ~ 结束日期）</w:t>
+      </w:r>
+    </w:p>
+    <w:p>
+      <w:r>
+        <w:rPr>
+          <w:rFonts w:ascii="宋体" w:hAnsi="宋体" w:eastAsia="宋体"/>
+          <w:b/>
+        </w:rPr>
+        <w:t>按操作人筛选（选择特定用户）</w:t>
+      </w:r>
+    </w:p>
+    <w:p>
+      <w:r>
+        <w:rPr>
+          <w:rFonts w:ascii="宋体" w:hAnsi="宋体" w:eastAsia="宋体"/>
+          <w:b/>
+        </w:rPr>
+        <w:t>按操作类型筛选（如只看登录日志或删除操作）</w:t>
+      </w:r>
+    </w:p>
+    <w:p>
+      <w:r>
+        <w:rPr>
+          <w:rFonts w:ascii="宋体" w:hAnsi="宋体" w:eastAsia="宋体"/>
+          <w:b/>
+        </w:rPr>
+        <w:t>按操作结果筛选（如只看失败操作）</w:t>
+      </w:r>
+    </w:p>
+    <w:p>
+      <w:r>
+        <w:rPr>
+          <w:rFonts w:ascii="宋体" w:hAnsi="宋体" w:eastAsia="宋体"/>
+          <w:b w:val="0"/>
+          <w:sz w:val="22"/>
+        </w:rPr>
+        <w:t>查询结果可导出为 Excel/CSV 文件，用于合规审计和报表归档。</w:t>
+      </w:r>
+    </w:p>
+    <w:p>
+      <w:r>
+        <w:br w:type="page"/>
       </w:r>
     </w:p>
     <w:p>
@@ -1012,11 +1426,6 @@
         <w:pStyle w:val="Heading1"/>
       </w:pPr>
       <w:r>
-        <w:rPr>
-          <w:rFonts w:ascii="Arial" w:hAnsi="Arial" w:eastAsia="黑体"/>
-          <w:b/>
-          <w:sz w:val="36"/>
-        </w:rPr>
         <w:t>第七章 安全管理</w:t>
       </w:r>
     </w:p>
@@ -1025,77 +1434,122 @@
         <w:pStyle w:val="Heading2"/>
       </w:pPr>
       <w:r>
-        <w:rPr>
-          <w:rFonts w:ascii="Arial" w:hAnsi="Arial" w:eastAsia="黑体"/>
-          <w:b/>
-          <w:sz w:val="32"/>
-        </w:rPr>
         <w:t>7.1 安全机制</w:t>
       </w:r>
     </w:p>
     <w:p>
-      <w:pPr>
-        <w:ind w:left="420"/>
-      </w:pPr>
       <w:r>
         <w:rPr>
-          <w:rFonts w:ascii="Times New Roman" w:hAnsi="Times New Roman" w:eastAsia="宋体"/>
+          <w:rFonts w:ascii="宋体" w:hAnsi="宋体" w:eastAsia="宋体"/>
           <w:b w:val="0"/>
-          <w:sz w:val="24"/>
+          <w:sz w:val="22"/>
         </w:rPr>
-        <w:t>• 身份认证：JWT 无状态方案 + bcrypt 密码哈希</w:t>
+        <w:t>系统内置以下安全机制：</w:t>
       </w:r>
     </w:p>
     <w:p>
-      <w:pPr>
-        <w:ind w:left="420"/>
-      </w:pPr>
       <w:r>
         <w:rPr>
-          <w:rFonts w:ascii="Times New Roman" w:hAnsi="Times New Roman" w:eastAsia="宋体"/>
-          <w:b w:val="0"/>
-          <w:sz w:val="24"/>
+          <w:rFonts w:ascii="宋体" w:hAnsi="宋体" w:eastAsia="宋体"/>
+          <w:b/>
         </w:rPr>
-        <w:t>• 传输加密：全程 TLS 1.3</w:t>
+        <w:t>● 密码安全：</w:t>
+      </w:r>
+      <w:r>
+        <w:rPr>
+          <w:rFonts w:ascii="宋体" w:hAnsi="宋体" w:eastAsia="宋体"/>
+        </w:rPr>
+        <w:t>bcrypt加盐哈希（成本因子12轮），不可逆向还原。密码传输使用TLS加密。</w:t>
       </w:r>
     </w:p>
     <w:p>
-      <w:pPr>
-        <w:ind w:left="420"/>
-      </w:pPr>
       <w:r>
         <w:rPr>
-          <w:rFonts w:ascii="Times New Roman" w:hAnsi="Times New Roman" w:eastAsia="宋体"/>
-          <w:b w:val="0"/>
-          <w:sz w:val="24"/>
+          <w:rFonts w:ascii="宋体" w:hAnsi="宋体" w:eastAsia="宋体"/>
+          <w:b/>
         </w:rPr>
-        <w:t>• 存储加密：敏感字段 AES-256 加密</w:t>
+        <w:t>● 身份认证：</w:t>
+      </w:r>
+      <w:r>
+        <w:rPr>
+          <w:rFonts w:ascii="宋体" w:hAnsi="宋体" w:eastAsia="宋体"/>
+        </w:rPr>
+        <w:t>JWT令牌（HS256签名），有效期8小时，支持Redis黑名单强制下线。</w:t>
       </w:r>
     </w:p>
     <w:p>
-      <w:pPr>
-        <w:ind w:left="420"/>
-      </w:pPr>
       <w:r>
         <w:rPr>
-          <w:rFonts w:ascii="Times New Roman" w:hAnsi="Times New Roman" w:eastAsia="宋体"/>
-          <w:b w:val="0"/>
-          <w:sz w:val="24"/>
+          <w:rFonts w:ascii="宋体" w:hAnsi="宋体" w:eastAsia="宋体"/>
+          <w:b/>
         </w:rPr>
-        <w:t>• 权限管控：RBAC + PostgreSQL 行级安全策略</w:t>
+        <w:t>● 权限控制：</w:t>
+      </w:r>
+      <w:r>
+        <w:rPr>
+          <w:rFonts w:ascii="宋体" w:hAnsi="宋体" w:eastAsia="宋体"/>
+        </w:rPr>
+        <w:t>RBAC角色权限模型 + 企业数据隔离（企业用户仅见本企业数据）。</w:t>
       </w:r>
     </w:p>
     <w:p>
-      <w:pPr>
-        <w:ind w:left="420"/>
-      </w:pPr>
       <w:r>
         <w:rPr>
-          <w:rFonts w:ascii="Times New Roman" w:hAnsi="Times New Roman" w:eastAsia="宋体"/>
-          <w:b w:val="0"/>
-          <w:sz w:val="24"/>
+          <w:rFonts w:ascii="宋体" w:hAnsi="宋体" w:eastAsia="宋体"/>
+          <w:b/>
         </w:rPr>
-        <w:t>• 强制下线：Redis 黑名单机制</w:t>
+        <w:t>● 字段加密：</w:t>
+      </w:r>
+      <w:r>
+        <w:rPr>
+          <w:rFonts w:ascii="宋体" w:hAnsi="宋体" w:eastAsia="宋体"/>
+        </w:rPr>
+        <w:t>用户敏感信息（邮箱、手机号）使用AES-256字段级加密存储。</w:t>
+      </w:r>
+    </w:p>
+    <w:p>
+      <w:r>
+        <w:rPr>
+          <w:rFonts w:ascii="宋体" w:hAnsi="宋体" w:eastAsia="宋体"/>
+          <w:b/>
+        </w:rPr>
+        <w:t>● 操作审计：</w:t>
+      </w:r>
+      <w:r>
+        <w:rPr>
+          <w:rFonts w:ascii="宋体" w:hAnsi="宋体" w:eastAsia="宋体"/>
+        </w:rPr>
+        <w:t>全部用户操作写入audit_logs表，支持事后追溯。</w:t>
+      </w:r>
+    </w:p>
+    <w:p>
+      <w:r>
+        <w:rPr>
+          <w:rFonts w:ascii="宋体" w:hAnsi="宋体" w:eastAsia="宋体"/>
+          <w:b/>
+        </w:rPr>
+        <w:t>● 防暴力破解：</w:t>
+      </w:r>
+      <w:r>
+        <w:rPr>
+          <w:rFonts w:ascii="宋体" w:hAnsi="宋体" w:eastAsia="宋体"/>
+        </w:rPr>
+        <w:t>连续5次登录失败锁定15分钟。</w:t>
+      </w:r>
+    </w:p>
+    <w:p>
+      <w:r>
+        <w:rPr>
+          <w:rFonts w:ascii="宋体" w:hAnsi="宋体" w:eastAsia="宋体"/>
+          <w:b/>
+        </w:rPr>
+        <w:t>● XSS防护：</w:t>
+      </w:r>
+      <w:r>
+        <w:rPr>
+          <w:rFonts w:ascii="宋体" w:hAnsi="宋体" w:eastAsia="宋体"/>
+        </w:rPr>
+        <w:t>JWT令牌存储在HttpOnly Cookie，前端输出自动转义。</w:t>
       </w:r>
     </w:p>
     <w:p>
@@ -1103,69 +1557,92 @@
         <w:pStyle w:val="Heading2"/>
       </w:pPr>
       <w:r>
-        <w:rPr>
-          <w:rFonts w:ascii="Arial" w:hAnsi="Arial" w:eastAsia="黑体"/>
-          <w:b/>
-          <w:sz w:val="32"/>
-        </w:rPr>
-        <w:t>7.2 安全巡检建议</w:t>
+        <w:t>7.2 安全建议</w:t>
       </w:r>
     </w:p>
     <w:p>
-      <w:pPr>
-        <w:ind w:left="420"/>
-      </w:pPr>
       <w:r>
         <w:rPr>
-          <w:rFonts w:ascii="Times New Roman" w:hAnsi="Times New Roman" w:eastAsia="宋体"/>
+          <w:rFonts w:ascii="宋体" w:hAnsi="宋体" w:eastAsia="宋体"/>
           <w:b w:val="0"/>
-          <w:sz w:val="24"/>
+          <w:sz w:val="22"/>
         </w:rPr>
-        <w:t>• 定期检查审计日志中的异常登录（非工作时间、异地 IP）</w:t>
+        <w:t>管理员应遵循以下安全最佳实践：</w:t>
       </w:r>
     </w:p>
     <w:p>
-      <w:pPr>
-        <w:ind w:left="420"/>
-      </w:pPr>
       <w:r>
         <w:rPr>
-          <w:rFonts w:ascii="Times New Roman" w:hAnsi="Times New Roman" w:eastAsia="宋体"/>
+          <w:rFonts w:ascii="宋体" w:hAnsi="宋体" w:eastAsia="宋体"/>
           <w:b w:val="0"/>
-          <w:sz w:val="24"/>
+          <w:sz w:val="22"/>
         </w:rPr>
-        <w:t>• 定期检查用户权限是否与职责匹配</w:t>
+        <w:t xml:space="preserve">  - 定期修改管理员密码（建议每90天）。</w:t>
       </w:r>
     </w:p>
     <w:p>
-      <w:pPr>
-        <w:ind w:left="420"/>
-      </w:pPr>
       <w:r>
         <w:rPr>
-          <w:rFonts w:ascii="Times New Roman" w:hAnsi="Times New Roman" w:eastAsia="宋体"/>
+          <w:rFonts w:ascii="宋体" w:hAnsi="宋体" w:eastAsia="宋体"/>
           <w:b w:val="0"/>
-          <w:sz w:val="24"/>
+          <w:sz w:val="22"/>
         </w:rPr>
-        <w:t>• 定期验证备份文件可恢复性</w:t>
+        <w:t xml:space="preserve">  - 及时审核新注册用户，避免未授权账户积压。</w:t>
       </w:r>
     </w:p>
     <w:p>
-      <w:pPr>
-        <w:ind w:left="420"/>
-      </w:pPr>
       <w:r>
         <w:rPr>
-          <w:rFonts w:ascii="Times New Roman" w:hAnsi="Times New Roman" w:eastAsia="宋体"/>
+          <w:rFonts w:ascii="宋体" w:hAnsi="宋体" w:eastAsia="宋体"/>
           <w:b w:val="0"/>
-          <w:sz w:val="24"/>
+          <w:sz w:val="22"/>
         </w:rPr>
-        <w:t>• 关注系统安全公告，及时更新依赖</w:t>
+        <w:t xml:space="preserve">  - 禁用离职员工账户。</w:t>
+      </w:r>
+    </w:p>
+    <w:p>
+      <w:r>
+        <w:rPr>
+          <w:rFonts w:ascii="宋体" w:hAnsi="宋体" w:eastAsia="宋体"/>
+          <w:b w:val="0"/>
+          <w:sz w:val="22"/>
+        </w:rPr>
+        <w:t xml:space="preserve">  - 定期检查审计日志中的异常操作（如非工作时间的批量删除）。</w:t>
+      </w:r>
+    </w:p>
+    <w:p>
+      <w:r>
+        <w:rPr>
+          <w:rFonts w:ascii="宋体" w:hAnsi="宋体" w:eastAsia="宋体"/>
+          <w:b w:val="0"/>
+          <w:sz w:val="22"/>
+        </w:rPr>
+        <w:t xml:space="preserve">  - 保持系统和依赖库更新（修复安全漏洞）。</w:t>
+      </w:r>
+    </w:p>
+    <w:p>
+      <w:r>
+        <w:rPr>
+          <w:rFonts w:ascii="宋体" w:hAnsi="宋体" w:eastAsia="宋体"/>
+          <w:b w:val="0"/>
+          <w:sz w:val="22"/>
+        </w:rPr>
+        <w:t xml:space="preserve">  - 定期测试备份的可恢复性。</w:t>
+      </w:r>
+    </w:p>
+    <w:p>
+      <w:r>
+        <w:rPr>
+          <w:rFonts w:ascii="宋体" w:hAnsi="宋体" w:eastAsia="宋体"/>
+          <w:b w:val="0"/>
+          <w:sz w:val="22"/>
+        </w:rPr>
+        <w:t xml:space="preserve">  - 限制服务器物理访问和网络访问（防火墙白名单）。</w:t>
       </w:r>
     </w:p>
     <w:sectPr>
-      <w:pgSz w:w="11906" w:h="16838"/>
-      <w:pgMar w:top="1440" w:right="1803" w:bottom="1440" w:left="1803" w:header="720" w:footer="720" w:gutter="0"/>
+      <w:pgSz w:w="12240" w:h="15840"/>
+      <w:pgMar w:top="1440" w:right="1800" w:bottom="1440" w:left="1800" w:header="720" w:footer="720" w:gutter="0"/>
       <w:cols w:space="720"/>
       <w:docGrid w:linePitch="360"/>
     </w:sectPr>
@@ -1536,6 +2013,10 @@
     <w:name w:val="Normal"/>
     <w:qFormat/>
     <w:rsid w:val="00FC693F"/>
+    <w:rPr>
+      <w:rFonts w:ascii="宋体" w:hAnsi="宋体" w:eastAsia="宋体"/>
+      <w:sz w:val="22"/>
+    </w:rPr>
   </w:style>
   <w:style w:type="paragraph" w:styleId="Header">
     <w:name w:val="header"/>
@@ -1596,10 +2077,10 @@
       <w:outlineLvl w:val="0"/>
     </w:pPr>
     <w:rPr>
-      <w:rFonts w:asciiTheme="majorHAnsi" w:eastAsiaTheme="majorEastAsia" w:hAnsiTheme="majorHAnsi" w:cstheme="majorBidi"/>
+      <w:rFonts w:asciiTheme="majorHAnsi" w:eastAsiaTheme="majorEastAsia" w:hAnsiTheme="majorHAnsi" w:cstheme="majorBidi" w:ascii="黑体" w:hAnsi="黑体" w:eastAsia="黑体"/>
       <w:b/>
       <w:bCs/>
-      <w:color w:val="365F91" w:themeColor="accent1" w:themeShade="BF"/>
+      <w:color w:val="003F7F"/>
       <w:sz w:val="28"/>
       <w:szCs w:val="28"/>
     </w:rPr>
@@ -1620,10 +2101,10 @@
       <w:outlineLvl w:val="1"/>
     </w:pPr>
     <w:rPr>
-      <w:rFonts w:asciiTheme="majorHAnsi" w:eastAsiaTheme="majorEastAsia" w:hAnsiTheme="majorHAnsi" w:cstheme="majorBidi"/>
+      <w:rFonts w:asciiTheme="majorHAnsi" w:eastAsiaTheme="majorEastAsia" w:hAnsiTheme="majorHAnsi" w:cstheme="majorBidi" w:ascii="黑体" w:hAnsi="黑体" w:eastAsia="黑体"/>
       <w:b/>
       <w:bCs/>
-      <w:color w:val="4F81BD" w:themeColor="accent1"/>
+      <w:color w:val="003F7F"/>
       <w:sz w:val="26"/>
       <w:szCs w:val="26"/>
     </w:rPr>
@@ -1644,10 +2125,10 @@
       <w:outlineLvl w:val="2"/>
     </w:pPr>
     <w:rPr>
-      <w:rFonts w:asciiTheme="majorHAnsi" w:eastAsiaTheme="majorEastAsia" w:hAnsiTheme="majorHAnsi" w:cstheme="majorBidi"/>
+      <w:rFonts w:asciiTheme="majorHAnsi" w:eastAsiaTheme="majorEastAsia" w:hAnsiTheme="majorHAnsi" w:cstheme="majorBidi" w:ascii="黑体" w:hAnsi="黑体" w:eastAsia="黑体"/>
       <w:b/>
       <w:bCs/>
-      <w:color w:val="4F81BD" w:themeColor="accent1"/>
+      <w:color w:val="003F7F"/>
     </w:rPr>
   </w:style>
   <w:style w:type="paragraph" w:styleId="Heading4">
